--- a/8-资源管理/运行记录类文件/080202-运维工具自评估报告.docx
+++ b/8-资源管理/运行记录类文件/080202-运维工具自评估报告.docx
@@ -360,9 +360,19 @@
             <w:r>
               <w:rPr>
                 <w:rFonts w:hint="eastAsia"/>
-                <w:lang w:eastAsia="zh-CN"/>
-              </w:rPr>
-              <w:t>编制时间</w:t>
+                <w:vertAlign w:val="baseline"/>
+                <w:lang w:val="en-US" w:eastAsia="zh-CN"/>
+              </w:rPr>
+              <w:t>审核</w:t>
+            </w:r>
+            <w:bookmarkStart w:id="5" w:name="_GoBack"/>
+            <w:bookmarkEnd w:id="5"/>
+            <w:r>
+              <w:rPr>
+                <w:rFonts w:hint="eastAsia"/>
+                <w:lang w:eastAsia="zh-CN"/>
+              </w:rPr>
+              <w:t>时间</w:t>
             </w:r>
             <w:r>
               <w:rPr>
@@ -2798,16 +2808,7 @@
                 <w:rFonts w:hint="eastAsia"/>
                 <w:lang w:val="en-US" w:eastAsia="zh-CN"/>
               </w:rPr>
-              <w:t>天津港引航中心</w:t>
-            </w:r>
-            <w:bookmarkStart w:id="5" w:name="_GoBack"/>
-            <w:bookmarkEnd w:id="5"/>
-            <w:r>
-              <w:rPr>
-                <w:rFonts w:hint="eastAsia"/>
-                <w:lang w:val="en-US" w:eastAsia="zh-CN"/>
-              </w:rPr>
-              <w:t>引航信息系统及设备维护项目</w:t>
+              <w:t>天津港引航中心引航信息系统及设备维护项目</w:t>
             </w:r>
           </w:p>
           <w:p>
